--- a/SSU dokumenti/SSU Elektronski Dnevnik 08 - Pregled učenika odeljenja.docx
+++ b/SSU dokumenti/SSU Elektronski Dnevnik 08 - Pregled učenika odeljenja.docx
@@ -2092,7 +2092,10 @@
       <w:bookmarkStart w:id="9" w:name="_Toc227192678"/>
       <w:r>
         <w:lastRenderedPageBreak/>
-        <w:t xml:space="preserve">2a </w:t>
+        <w:t>3</w:t>
+      </w:r>
+      <w:r>
+        <w:t xml:space="preserve">a </w:t>
       </w:r>
       <w:r>
         <w:t>U</w:t>
@@ -2185,7 +2188,7 @@
       </w:pPr>
       <w:bookmarkStart w:id="10" w:name="_Toc227192679"/>
       <w:r>
-        <w:t>2</w:t>
+        <w:t>3</w:t>
       </w:r>
       <w:r>
         <w:t>a</w:t>

--- a/SSU dokumenti/SSU Elektronski Dnevnik 08 - Pregled učenika odeljenja.docx
+++ b/SSU dokumenti/SSU Elektronski Dnevnik 08 - Pregled učenika odeljenja.docx
@@ -519,7 +519,7 @@
           <w:r>
             <w:fldChar w:fldCharType="separate"/>
           </w:r>
-          <w:hyperlink w:anchor="_Toc227192669" w:history="1">
+          <w:hyperlink w:anchor="_Toc227257090" w:history="1">
             <w:r>
               <w:rPr>
                 <w:rStyle w:val="Hyperlink"/>
@@ -561,7 +561,7 @@
                 <w:noProof/>
                 <w:webHidden/>
               </w:rPr>
-              <w:instrText xml:space="preserve"> PAGEREF _Toc227192669 \h </w:instrText>
+              <w:instrText xml:space="preserve"> PAGEREF _Toc227257090 \h </w:instrText>
             </w:r>
             <w:r>
               <w:rPr>
@@ -605,7 +605,7 @@
               <w:lang w:val="en-US"/>
             </w:rPr>
           </w:pPr>
-          <w:hyperlink w:anchor="_Toc227192670" w:history="1">
+          <w:hyperlink w:anchor="_Toc227257091" w:history="1">
             <w:r>
               <w:rPr>
                 <w:rStyle w:val="Hyperlink"/>
@@ -647,7 +647,7 @@
                 <w:noProof/>
                 <w:webHidden/>
               </w:rPr>
-              <w:instrText xml:space="preserve"> PAGEREF _Toc227192670 \h </w:instrText>
+              <w:instrText xml:space="preserve"> PAGEREF _Toc227257091 \h </w:instrText>
             </w:r>
             <w:r>
               <w:rPr>
@@ -691,7 +691,7 @@
               <w:lang w:val="en-US"/>
             </w:rPr>
           </w:pPr>
-          <w:hyperlink w:anchor="_Toc227192671" w:history="1">
+          <w:hyperlink w:anchor="_Toc227257092" w:history="1">
             <w:r>
               <w:rPr>
                 <w:rStyle w:val="Hyperlink"/>
@@ -733,7 +733,7 @@
                 <w:noProof/>
                 <w:webHidden/>
               </w:rPr>
-              <w:instrText xml:space="preserve"> PAGEREF _Toc227192671 \h </w:instrText>
+              <w:instrText xml:space="preserve"> PAGEREF _Toc227257092 \h </w:instrText>
             </w:r>
             <w:r>
               <w:rPr>
@@ -777,7 +777,7 @@
               <w:lang w:val="en-US"/>
             </w:rPr>
           </w:pPr>
-          <w:hyperlink w:anchor="_Toc227192672" w:history="1">
+          <w:hyperlink w:anchor="_Toc227257093" w:history="1">
             <w:r>
               <w:rPr>
                 <w:rStyle w:val="Hyperlink"/>
@@ -819,7 +819,7 @@
                 <w:noProof/>
                 <w:webHidden/>
               </w:rPr>
-              <w:instrText xml:space="preserve"> PAGEREF _Toc227192672 \h </w:instrText>
+              <w:instrText xml:space="preserve"> PAGEREF _Toc227257093 \h </w:instrText>
             </w:r>
             <w:r>
               <w:rPr>
@@ -863,7 +863,7 @@
               <w:lang w:val="en-US"/>
             </w:rPr>
           </w:pPr>
-          <w:hyperlink w:anchor="_Toc227192673" w:history="1">
+          <w:hyperlink w:anchor="_Toc227257094" w:history="1">
             <w:r>
               <w:rPr>
                 <w:rStyle w:val="Hyperlink"/>
@@ -905,7 +905,7 @@
                 <w:noProof/>
                 <w:webHidden/>
               </w:rPr>
-              <w:instrText xml:space="preserve"> PAGEREF _Toc227192673 \h </w:instrText>
+              <w:instrText xml:space="preserve"> PAGEREF _Toc227257094 \h </w:instrText>
             </w:r>
             <w:r>
               <w:rPr>
@@ -949,7 +949,7 @@
               <w:lang w:val="en-US"/>
             </w:rPr>
           </w:pPr>
-          <w:hyperlink w:anchor="_Toc227192674" w:history="1">
+          <w:hyperlink w:anchor="_Toc227257095" w:history="1">
             <w:r>
               <w:rPr>
                 <w:rStyle w:val="Hyperlink"/>
@@ -991,7 +991,7 @@
                 <w:noProof/>
                 <w:webHidden/>
               </w:rPr>
-              <w:instrText xml:space="preserve"> PAGEREF _Toc227192674 \h </w:instrText>
+              <w:instrText xml:space="preserve"> PAGEREF _Toc227257095 \h </w:instrText>
             </w:r>
             <w:r>
               <w:rPr>
@@ -1035,7 +1035,7 @@
               <w:lang w:val="en-US"/>
             </w:rPr>
           </w:pPr>
-          <w:hyperlink w:anchor="_Toc227192675" w:history="1">
+          <w:hyperlink w:anchor="_Toc227257096" w:history="1">
             <w:r>
               <w:rPr>
                 <w:rStyle w:val="Hyperlink"/>
@@ -1077,7 +1077,7 @@
                 <w:noProof/>
                 <w:webHidden/>
               </w:rPr>
-              <w:instrText xml:space="preserve"> PAGEREF _Toc227192675 \h </w:instrText>
+              <w:instrText xml:space="preserve"> PAGEREF _Toc227257096 \h </w:instrText>
             </w:r>
             <w:r>
               <w:rPr>
@@ -1121,7 +1121,7 @@
               <w:lang w:val="en-US"/>
             </w:rPr>
           </w:pPr>
-          <w:hyperlink w:anchor="_Toc227192676" w:history="1">
+          <w:hyperlink w:anchor="_Toc227257097" w:history="1">
             <w:r>
               <w:rPr>
                 <w:rStyle w:val="Hyperlink"/>
@@ -1163,7 +1163,7 @@
                 <w:noProof/>
                 <w:webHidden/>
               </w:rPr>
-              <w:instrText xml:space="preserve"> PAGEREF _Toc227192676 \h </w:instrText>
+              <w:instrText xml:space="preserve"> PAGEREF _Toc227257097 \h </w:instrText>
             </w:r>
             <w:r>
               <w:rPr>
@@ -1207,7 +1207,7 @@
               <w:lang w:val="en-US"/>
             </w:rPr>
           </w:pPr>
-          <w:hyperlink w:anchor="_Toc227192677" w:history="1">
+          <w:hyperlink w:anchor="_Toc227257098" w:history="1">
             <w:r>
               <w:rPr>
                 <w:rStyle w:val="Hyperlink"/>
@@ -1228,7 +1228,7 @@
                 <w:rStyle w:val="Hyperlink"/>
                 <w:noProof/>
               </w:rPr>
-              <w:t>Uspešan pregled učenika odeljenja</w:t>
+              <w:t>Pregled učenika odeljenja od nastavnika</w:t>
             </w:r>
             <w:r>
               <w:rPr>
@@ -1249,7 +1249,7 @@
                 <w:noProof/>
                 <w:webHidden/>
               </w:rPr>
-              <w:instrText xml:space="preserve"> PAGEREF _Toc227192677 \h </w:instrText>
+              <w:instrText xml:space="preserve"> PAGEREF _Toc227257098 \h </w:instrText>
             </w:r>
             <w:r>
               <w:rPr>
@@ -1293,7 +1293,7 @@
               <w:lang w:val="en-US"/>
             </w:rPr>
           </w:pPr>
-          <w:hyperlink w:anchor="_Toc227192678" w:history="1">
+          <w:hyperlink w:anchor="_Toc227257099" w:history="1">
             <w:r>
               <w:rPr>
                 <w:rStyle w:val="Hyperlink"/>
@@ -1314,7 +1314,7 @@
                 <w:rStyle w:val="Hyperlink"/>
                 <w:noProof/>
               </w:rPr>
-              <w:t>2a Neuspešan scenario ulogovan nastavnik nema razredno starešinstvo</w:t>
+              <w:t>Pregled učenika odeljenja od učenika</w:t>
             </w:r>
             <w:r>
               <w:rPr>
@@ -1335,93 +1335,7 @@
                 <w:noProof/>
                 <w:webHidden/>
               </w:rPr>
-              <w:instrText xml:space="preserve"> PAGEREF _Toc227192678 \h </w:instrText>
-            </w:r>
-            <w:r>
-              <w:rPr>
-                <w:noProof/>
-                <w:webHidden/>
-              </w:rPr>
-            </w:r>
-            <w:r>
-              <w:rPr>
-                <w:noProof/>
-                <w:webHidden/>
-              </w:rPr>
-              <w:fldChar w:fldCharType="separate"/>
-            </w:r>
-            <w:r>
-              <w:rPr>
-                <w:noProof/>
-                <w:webHidden/>
-              </w:rPr>
-              <w:t>5</w:t>
-            </w:r>
-            <w:r>
-              <w:rPr>
-                <w:noProof/>
-                <w:webHidden/>
-              </w:rPr>
-              <w:fldChar w:fldCharType="end"/>
-            </w:r>
-          </w:hyperlink>
-        </w:p>
-        <w:p>
-          <w:pPr>
-            <w:pStyle w:val="TOC3"/>
-            <w:tabs>
-              <w:tab w:val="left" w:pos="1440"/>
-              <w:tab w:val="right" w:leader="dot" w:pos="10070"/>
-            </w:tabs>
-            <w:rPr>
-              <w:rFonts w:eastAsiaTheme="minorEastAsia"/>
-              <w:noProof/>
-              <w:lang w:val="en-US"/>
-            </w:rPr>
-          </w:pPr>
-          <w:hyperlink w:anchor="_Toc227192679" w:history="1">
-            <w:r>
-              <w:rPr>
-                <w:rStyle w:val="Hyperlink"/>
-                <w:noProof/>
-              </w:rPr>
-              <w:t>2.2.3</w:t>
-            </w:r>
-            <w:r>
-              <w:rPr>
-                <w:rFonts w:eastAsiaTheme="minorEastAsia"/>
-                <w:noProof/>
-                <w:lang w:val="en-US"/>
-              </w:rPr>
-              <w:tab/>
-            </w:r>
-            <w:r>
-              <w:rPr>
-                <w:rStyle w:val="Hyperlink"/>
-                <w:noProof/>
-              </w:rPr>
-              <w:t>2b Neuspešan scenario ulogovan učenik nema odeljenje</w:t>
-            </w:r>
-            <w:r>
-              <w:rPr>
-                <w:noProof/>
-                <w:webHidden/>
-              </w:rPr>
-              <w:tab/>
-            </w:r>
-            <w:r>
-              <w:rPr>
-                <w:noProof/>
-                <w:webHidden/>
-              </w:rPr>
-              <w:fldChar w:fldCharType="begin"/>
-            </w:r>
-            <w:r>
-              <w:rPr>
-                <w:noProof/>
-                <w:webHidden/>
-              </w:rPr>
-              <w:instrText xml:space="preserve"> PAGEREF _Toc227192679 \h </w:instrText>
+              <w:instrText xml:space="preserve"> PAGEREF _Toc227257099 \h </w:instrText>
             </w:r>
             <w:r>
               <w:rPr>
@@ -1465,7 +1379,7 @@
               <w:lang w:val="en-US"/>
             </w:rPr>
           </w:pPr>
-          <w:hyperlink w:anchor="_Toc227192680" w:history="1">
+          <w:hyperlink w:anchor="_Toc227257100" w:history="1">
             <w:r>
               <w:rPr>
                 <w:rStyle w:val="Hyperlink"/>
@@ -1507,7 +1421,7 @@
                 <w:noProof/>
                 <w:webHidden/>
               </w:rPr>
-              <w:instrText xml:space="preserve"> PAGEREF _Toc227192680 \h </w:instrText>
+              <w:instrText xml:space="preserve"> PAGEREF _Toc227257100 \h </w:instrText>
             </w:r>
             <w:r>
               <w:rPr>
@@ -1551,7 +1465,7 @@
               <w:lang w:val="en-US"/>
             </w:rPr>
           </w:pPr>
-          <w:hyperlink w:anchor="_Toc227192681" w:history="1">
+          <w:hyperlink w:anchor="_Toc227257101" w:history="1">
             <w:r>
               <w:rPr>
                 <w:rStyle w:val="Hyperlink"/>
@@ -1593,7 +1507,7 @@
                 <w:noProof/>
                 <w:webHidden/>
               </w:rPr>
-              <w:instrText xml:space="preserve"> PAGEREF _Toc227192681 \h </w:instrText>
+              <w:instrText xml:space="preserve"> PAGEREF _Toc227257101 \h </w:instrText>
             </w:r>
             <w:r>
               <w:rPr>
@@ -1637,7 +1551,7 @@
               <w:lang w:val="en-US"/>
             </w:rPr>
           </w:pPr>
-          <w:hyperlink w:anchor="_Toc227192682" w:history="1">
+          <w:hyperlink w:anchor="_Toc227257102" w:history="1">
             <w:r>
               <w:rPr>
                 <w:rStyle w:val="Hyperlink"/>
@@ -1679,7 +1593,7 @@
                 <w:noProof/>
                 <w:webHidden/>
               </w:rPr>
-              <w:instrText xml:space="preserve"> PAGEREF _Toc227192682 \h </w:instrText>
+              <w:instrText xml:space="preserve"> PAGEREF _Toc227257102 \h </w:instrText>
             </w:r>
             <w:r>
               <w:rPr>
@@ -1742,7 +1656,7 @@
       <w:pPr>
         <w:pStyle w:val="Heading1"/>
       </w:pPr>
-      <w:bookmarkStart w:id="0" w:name="_Toc227192669"/>
+      <w:bookmarkStart w:id="0" w:name="_Toc227257090"/>
       <w:r>
         <w:lastRenderedPageBreak/>
         <w:t>Uvod</w:t>
@@ -1753,7 +1667,7 @@
       <w:pPr>
         <w:pStyle w:val="Heading2"/>
       </w:pPr>
-      <w:bookmarkStart w:id="1" w:name="_Toc227192670"/>
+      <w:bookmarkStart w:id="1" w:name="_Toc227257091"/>
       <w:r>
         <w:t>Rezime</w:t>
       </w:r>
@@ -1777,7 +1691,7 @@
       <w:pPr>
         <w:pStyle w:val="Heading2"/>
       </w:pPr>
-      <w:bookmarkStart w:id="2" w:name="_Toc227192671"/>
+      <w:bookmarkStart w:id="2" w:name="_Toc227257092"/>
       <w:r>
         <w:t>Namena dokumenta i ciljne grupe</w:t>
       </w:r>
@@ -1792,7 +1706,7 @@
       <w:pPr>
         <w:pStyle w:val="Heading2"/>
       </w:pPr>
-      <w:bookmarkStart w:id="3" w:name="_Toc227192672"/>
+      <w:bookmarkStart w:id="3" w:name="_Toc227257093"/>
       <w:r>
         <w:t>Reference</w:t>
       </w:r>
@@ -1826,7 +1740,7 @@
       <w:pPr>
         <w:pStyle w:val="Heading2"/>
       </w:pPr>
-      <w:bookmarkStart w:id="4" w:name="_Toc227192673"/>
+      <w:bookmarkStart w:id="4" w:name="_Toc227257094"/>
       <w:r>
         <w:t>Otvorena pitanja</w:t>
       </w:r>
@@ -2002,7 +1916,7 @@
       <w:pPr>
         <w:pStyle w:val="Heading1"/>
       </w:pPr>
-      <w:bookmarkStart w:id="5" w:name="_Toc227192674"/>
+      <w:bookmarkStart w:id="5" w:name="_Toc227257095"/>
       <w:r>
         <w:t>Scenario pregleda učenika odeljenja.</w:t>
       </w:r>
@@ -2012,7 +1926,7 @@
       <w:pPr>
         <w:pStyle w:val="Heading2"/>
       </w:pPr>
-      <w:bookmarkStart w:id="6" w:name="_Toc227192675"/>
+      <w:bookmarkStart w:id="6" w:name="_Toc227257096"/>
       <w:r>
         <w:t>Kratak opis</w:t>
       </w:r>
@@ -2027,7 +1941,7 @@
       <w:pPr>
         <w:pStyle w:val="Heading2"/>
       </w:pPr>
-      <w:bookmarkStart w:id="7" w:name="_Toc227192676"/>
+      <w:bookmarkStart w:id="7" w:name="_Toc227257097"/>
       <w:r>
         <w:t>Tok događaja</w:t>
       </w:r>
@@ -2037,17 +1951,17 @@
       <w:pPr>
         <w:pStyle w:val="Heading3"/>
       </w:pPr>
-      <w:bookmarkStart w:id="8" w:name="_Toc227192677"/>
+      <w:bookmarkStart w:id="8" w:name="_Toc227257098"/>
       <w:r>
         <w:t>P</w:t>
       </w:r>
       <w:r>
         <w:t>regled učenika odeljenja</w:t>
       </w:r>
+      <w:r>
+        <w:t xml:space="preserve"> od nastavnika</w:t>
+      </w:r>
       <w:bookmarkEnd w:id="8"/>
-      <w:r>
-        <w:t xml:space="preserve"> od nastavnika</w:t>
-      </w:r>
     </w:p>
     <w:p>
       <w:pPr>
@@ -2089,7 +2003,6 @@
       <w:pPr>
         <w:ind w:firstLine="144"/>
       </w:pPr>
-      <w:bookmarkStart w:id="9" w:name="_Toc227192678"/>
       <w:r>
         <w:lastRenderedPageBreak/>
         <w:t>3</w:t>
@@ -2103,7 +2016,6 @@
       <w:r>
         <w:t>logovan nastavnik nema razredno starešinstvo</w:t>
       </w:r>
-      <w:bookmarkEnd w:id="9"/>
     </w:p>
     <w:p>
       <w:pPr>
@@ -2139,9 +2051,11 @@
       <w:pPr>
         <w:pStyle w:val="Heading3"/>
       </w:pPr>
+      <w:bookmarkStart w:id="9" w:name="_Toc227257099"/>
       <w:r>
         <w:t>Pregled učenika odeljenja od učenika</w:t>
       </w:r>
+      <w:bookmarkEnd w:id="9"/>
     </w:p>
     <w:p>
       <w:pPr>
@@ -2186,7 +2100,6 @@
       <w:pPr>
         <w:ind w:firstLine="144"/>
       </w:pPr>
-      <w:bookmarkStart w:id="10" w:name="_Toc227192679"/>
       <w:r>
         <w:t>3</w:t>
       </w:r>
@@ -2202,7 +2115,6 @@
       <w:r>
         <w:t>logovan učenik nema odeljenje</w:t>
       </w:r>
-      <w:bookmarkEnd w:id="10"/>
     </w:p>
     <w:p>
       <w:pPr>
@@ -2228,50 +2140,50 @@
       <w:pPr>
         <w:pStyle w:val="Heading2"/>
       </w:pPr>
-      <w:bookmarkStart w:id="11" w:name="_Toc227192680"/>
+      <w:bookmarkStart w:id="10" w:name="_Toc227257100"/>
       <w:r>
         <w:t>Posebni zahtevi</w:t>
       </w:r>
+      <w:bookmarkEnd w:id="10"/>
+    </w:p>
+    <w:p>
+      <w:r>
+        <w:t>Nema.</w:t>
+      </w:r>
+    </w:p>
+    <w:p>
+      <w:pPr>
+        <w:pStyle w:val="Heading2"/>
+      </w:pPr>
+      <w:r>
+        <w:t xml:space="preserve"> </w:t>
+      </w:r>
+      <w:bookmarkStart w:id="11" w:name="_Toc227257101"/>
+      <w:r>
+        <w:t>Preduslovi</w:t>
+      </w:r>
       <w:bookmarkEnd w:id="11"/>
     </w:p>
     <w:p>
       <w:r>
-        <w:t>Nema.</w:t>
+        <w:t>Ulogovani nastavnik treba da ima razredno starešinstvo nad jednim odeljenjem</w:t>
+      </w:r>
+      <w:r>
+        <w:t>, ili korisnik mora biti ulogovan kao učenik</w:t>
+      </w:r>
+      <w:r>
+        <w:t xml:space="preserve"> i da ima svoje odeljenje.</w:t>
       </w:r>
     </w:p>
     <w:p>
       <w:pPr>
         <w:pStyle w:val="Heading2"/>
       </w:pPr>
-      <w:r>
-        <w:t xml:space="preserve"> </w:t>
-      </w:r>
-      <w:bookmarkStart w:id="12" w:name="_Toc227192681"/>
-      <w:r>
-        <w:t>Preduslovi</w:t>
+      <w:bookmarkStart w:id="12" w:name="_Toc227257102"/>
+      <w:r>
+        <w:t>Posledice</w:t>
       </w:r>
       <w:bookmarkEnd w:id="12"/>
-    </w:p>
-    <w:p>
-      <w:r>
-        <w:t>Ulogovani nastavnik treba da ima razredno starešinstvo nad jednim odeljenjem</w:t>
-      </w:r>
-      <w:r>
-        <w:t>, ili korisnik mora biti ulogovan kao učenik</w:t>
-      </w:r>
-      <w:r>
-        <w:t xml:space="preserve"> i da ima svoje odeljenje.</w:t>
-      </w:r>
-    </w:p>
-    <w:p>
-      <w:pPr>
-        <w:pStyle w:val="Heading2"/>
-      </w:pPr>
-      <w:bookmarkStart w:id="13" w:name="_Toc227192682"/>
-      <w:r>
-        <w:t>Posledice</w:t>
-      </w:r>
-      <w:bookmarkEnd w:id="13"/>
     </w:p>
     <w:p>
       <w:r>
